--- a/reports/四川生物医药产业集团创新事业部政策信息简报_20260928.docx
+++ b/reports/四川生物医药产业集团创新事业部政策信息简报_20260928.docx
@@ -239,6 +239,124 @@
                 <w:color w:val="000000"/>
                 <w:sz w:val="24"/>
               </w:rPr>
+              <w:t>中国人民银行等八部门联合印发《关于金融支持服务业扩能提质的指导意见》</w:t>
+            </w:r>
+          </w:p>
+        </w:tc>
+        <w:tc>
+          <w:tcPr>
+            <w:tcW w:type="dxa" w:w="2154"/>
+            <w:tcBorders>
+              <w:top w:val="none"/>
+              <w:left w:val="none"/>
+              <w:bottom w:val="none"/>
+              <w:right w:val="none"/>
+            </w:tcBorders>
+          </w:tcPr>
+          <w:p>
+            <w:pPr>
+              <w:spacing w:line="240" w:lineRule="auto" w:before="60" w:after="60"/>
+              <w:ind w:firstLine="0"/>
+              <w:jc w:val="left"/>
+            </w:pPr>
+            <w:r/>
+            <w:r>
+              <w:rPr>
+                <w:rFonts w:ascii="Times New Roman" w:hAnsi="Times New Roman" w:eastAsia="方正仿宋简体" w:cs="Times New Roman"/>
+                <w:b w:val="0"/>
+                <w:i w:val="0"/>
+                <w:color w:val="000000"/>
+                <w:sz w:val="24"/>
+              </w:rPr>
+              <w:t>中国人民银行 金融监管总局 中国证监会 国家发展改革委 工业和信息化部 财政部 商务部 文化和旅游部</w:t>
+            </w:r>
+          </w:p>
+        </w:tc>
+        <w:tc>
+          <w:tcPr>
+            <w:tcW w:type="dxa" w:w="1361"/>
+            <w:tcBorders>
+              <w:top w:val="none"/>
+              <w:left w:val="none"/>
+              <w:bottom w:val="none"/>
+              <w:right w:val="none"/>
+            </w:tcBorders>
+          </w:tcPr>
+          <w:p>
+            <w:pPr>
+              <w:spacing w:line="240" w:lineRule="auto" w:before="60" w:after="60"/>
+              <w:ind w:firstLine="0"/>
+              <w:jc w:val="center"/>
+            </w:pPr>
+            <w:r/>
+            <w:r>
+              <w:rPr>
+                <w:rFonts w:ascii="Times New Roman" w:hAnsi="Times New Roman" w:eastAsia="方正仿宋简体" w:cs="Times New Roman"/>
+                <w:b w:val="0"/>
+                <w:i w:val="0"/>
+                <w:color w:val="000000"/>
+                <w:sz w:val="24"/>
+              </w:rPr>
+              <w:t>2026-09-28</w:t>
+            </w:r>
+          </w:p>
+        </w:tc>
+      </w:tr>
+      <w:tr>
+        <w:tc>
+          <w:tcPr>
+            <w:tcW w:type="dxa" w:w="794"/>
+            <w:tcBorders>
+              <w:top w:val="none"/>
+              <w:left w:val="none"/>
+              <w:bottom w:val="none"/>
+              <w:right w:val="none"/>
+            </w:tcBorders>
+          </w:tcPr>
+          <w:p>
+            <w:pPr>
+              <w:spacing w:line="240" w:lineRule="auto" w:before="60" w:after="60"/>
+              <w:ind w:firstLine="0"/>
+              <w:jc w:val="center"/>
+            </w:pPr>
+            <w:r/>
+            <w:r>
+              <w:rPr>
+                <w:rFonts w:ascii="Times New Roman" w:hAnsi="Times New Roman" w:eastAsia="方正仿宋简体" w:cs="Times New Roman"/>
+                <w:b w:val="0"/>
+                <w:i w:val="0"/>
+                <w:color w:val="000000"/>
+                <w:sz w:val="24"/>
+              </w:rPr>
+              <w:t>2</w:t>
+            </w:r>
+          </w:p>
+        </w:tc>
+        <w:tc>
+          <w:tcPr>
+            <w:tcW w:type="dxa" w:w="4535"/>
+            <w:tcBorders>
+              <w:top w:val="none"/>
+              <w:left w:val="none"/>
+              <w:bottom w:val="none"/>
+              <w:right w:val="none"/>
+            </w:tcBorders>
+          </w:tcPr>
+          <w:p>
+            <w:pPr>
+              <w:spacing w:line="240" w:lineRule="auto" w:before="60" w:after="60"/>
+              <w:ind w:firstLine="0"/>
+              <w:jc w:val="left"/>
+            </w:pPr>
+            <w:r/>
+            <w:r>
+              <w:rPr>
+                <w:rFonts w:ascii="Times New Roman" w:hAnsi="Times New Roman" w:eastAsia="方正仿宋简体" w:cs="Times New Roman"/>
+                <w:b w:val="0"/>
+                <w:i w:val="0"/>
+                <w:color w:val="000000"/>
+                <w:sz w:val="24"/>
+              </w:rPr>
               <w:t>人力资源社会保障部等4部门关于支持海洋经济发展促进就业创业的通知</w:t>
             </w:r>
           </w:p>
@@ -328,7 +446,7 @@
                 <w:color w:val="000000"/>
                 <w:sz w:val="24"/>
               </w:rPr>
-              <w:t>2</w:t>
+              <w:t>3</w:t>
             </w:r>
           </w:p>
         </w:tc>
@@ -446,7 +564,7 @@
                 <w:color w:val="000000"/>
                 <w:sz w:val="24"/>
               </w:rPr>
-              <w:t>3</w:t>
+              <w:t>4</w:t>
             </w:r>
           </w:p>
         </w:tc>
@@ -570,7 +688,72 @@
           <w:color w:val="000000"/>
           <w:sz w:val="24"/>
         </w:rPr>
-        <w:t>1. 《人力资源社会保障部等4部门关于支持海洋经济发展促进就业创业的通知》（发布机关：人力资源社会保障部 自然资源部 国家发展改革委 交通运输部，发布日期：2026-06-16）</w:t>
+        <w:t>1. 《中国人民银行等八部门联合印发《关于金融支持服务业扩能提质的指导意见》》（发布机关：中国人民银行 金融监管总局 中国证监会 国家发展改革委 工业和信息化部 财政部 商务部 文化和旅游部，发布日期：2026-09-28）</w:t>
+      </w:r>
+    </w:p>
+    <w:p>
+      <w:pPr>
+        <w:spacing w:line="360" w:lineRule="auto" w:before="0" w:after="60"/>
+        <w:ind w:firstLine="480"/>
+        <w:jc w:val="both"/>
+      </w:pPr>
+      <w:r>
+        <w:rPr>
+          <w:rFonts w:ascii="Times New Roman" w:hAnsi="Times New Roman" w:eastAsia="方正仿宋简体" w:cs="Times New Roman"/>
+          <w:b w:val="0"/>
+          <w:i w:val="0"/>
+          <w:color w:val="000000"/>
+          <w:sz w:val="24"/>
+        </w:rPr>
+        <w:t>文件主要内容与核心要点：为贯彻落实党中央、国务院决策部署，促进服务业优质高效发展，进一步增强政策支持的针对性有效性，促进金融资源更多投向服务业重点领域和薄弱环节，中国人民银行、金融监管总局、中国证监会、国家发展改革委、工业</w:t>
+      </w:r>
+      <w:r>
+        <w:rPr>
+          <w:rFonts w:ascii="Times New Roman" w:hAnsi="Times New Roman" w:eastAsia="方正仿宋简体" w:cs="Times New Roman"/>
+          <w:b w:val="0"/>
+          <w:i w:val="0"/>
+          <w:color w:val="000000"/>
+          <w:sz w:val="24"/>
+        </w:rPr>
+        <w:t>（官方原文直达：</w:t>
+      </w:r>
+      <w:r>
+        <w:rPr>
+          <w:rFonts w:ascii="Times New Roman" w:hAnsi="Times New Roman" w:eastAsia="方正仿宋简体" w:cs="Times New Roman"/>
+          <w:b w:val="0"/>
+          <w:i w:val="0"/>
+          <w:color w:val="004886"/>
+          <w:sz w:val="24"/>
+          <w:u w:val="single"/>
+        </w:rPr>
+        <w:t>https://www.gov.cn/zhengce/zhengceku/202609/content_7082302.htm</w:t>
+      </w:r>
+      <w:r>
+        <w:rPr>
+          <w:rFonts w:ascii="Times New Roman" w:hAnsi="Times New Roman" w:eastAsia="方正仿宋简体" w:cs="Times New Roman"/>
+          <w:b w:val="0"/>
+          <w:i w:val="0"/>
+          <w:color w:val="000000"/>
+          <w:sz w:val="24"/>
+        </w:rPr>
+        <w:t>）</w:t>
+      </w:r>
+    </w:p>
+    <w:p>
+      <w:pPr>
+        <w:spacing w:line="360" w:lineRule="auto" w:before="80" w:after="0"/>
+        <w:ind w:firstLine="480"/>
+        <w:jc w:val="both"/>
+      </w:pPr>
+      <w:r>
+        <w:rPr>
+          <w:rFonts w:ascii="Times New Roman" w:hAnsi="Times New Roman" w:eastAsia="方正仿宋简体" w:cs="Times New Roman"/>
+          <w:b/>
+          <w:i w:val="0"/>
+          <w:color w:val="000000"/>
+          <w:sz w:val="24"/>
+        </w:rPr>
+        <w:t>2. 《人力资源社会保障部等4部门关于支持海洋经济发展促进就业创业的通知》（发布机关：人力资源社会保障部 自然资源部 国家发展改革委 交通运输部，发布日期：2026-06-16）</w:t>
       </w:r>
     </w:p>
     <w:p>
@@ -635,7 +818,7 @@
           <w:color w:val="000000"/>
           <w:sz w:val="24"/>
         </w:rPr>
-        <w:t>2. 《国务院就业促进和劳动保护工作领导小组关于印发《加力重点领域、重点行业、城乡基层和中小微企业岗位挖潜扩容 支持重点群体就业创业实施方案》的通知》（发布机关：国务院就业促进和劳动保护工作领导小组，发布日期：2025-03-27）</w:t>
+        <w:t>3. 《国务院就业促进和劳动保护工作领导小组关于印发《加力重点领域、重点行业、城乡基层和中小微企业岗位挖潜扩容 支持重点群体就业创业实施方案》的通知》（发布机关：国务院就业促进和劳动保护工作领导小组，发布日期：2025-03-27）</w:t>
       </w:r>
     </w:p>
     <w:p>
@@ -700,7 +883,7 @@
           <w:color w:val="000000"/>
           <w:sz w:val="24"/>
         </w:rPr>
-        <w:t>3. 《农业农村部落实中共中央国务院关于进一步深化农村改革扎实推进乡村全面振兴工作部署的实施意见》（发布机关：农业农村部，发布日期：2025-02-25）</w:t>
+        <w:t>4. 《农业农村部落实中共中央国务院关于进一步深化农村改革扎实推进乡村全面振兴工作部署的实施意见》（发布机关：农业农村部，发布日期：2025-02-25）</w:t>
       </w:r>
     </w:p>
     <w:p>
